--- a/Generative-AI/course-materials/blackboard/docx/Generative_AI_Week16_Module_Guide.docx
+++ b/Generative-AI/course-materials/blackboard/docx/Generative_AI_Week16_Module_Guide.docx
@@ -1706,7 +1706,7 @@
           <w:b w:val="0"/>
           <w:i w:val="0"/>
         </w:rPr>
-        <w:t>Type: Discussion Board. Points: 50. Submit one initial post and two peer responses in the Week 16 Discussion item. Use Blackboard’s displayed due dates.</w:t>
+        <w:t>Type: Discussion Board. Points: 10. Submit one initial post and two peer responses in the Week 16 Discussion item. Use Blackboard’s displayed due dates.</w:t>
       </w:r>
     </w:p>
     <w:p>
@@ -1993,7 +1993,7 @@
                 <w:b w:val="0"/>
                 <w:i w:val="0"/>
               </w:rPr>
-              <w:t>15</w:t>
+              <w:t>3</w:t>
             </w:r>
           </w:p>
         </w:tc>
@@ -2055,7 +2055,7 @@
                 <w:b w:val="0"/>
                 <w:i w:val="0"/>
               </w:rPr>
-              <w:t>15</w:t>
+              <w:t>3</w:t>
             </w:r>
           </w:p>
         </w:tc>
@@ -2117,7 +2117,7 @@
                 <w:b w:val="0"/>
                 <w:i w:val="0"/>
               </w:rPr>
-              <w:t>10</w:t>
+              <w:t>2</w:t>
             </w:r>
           </w:p>
         </w:tc>
@@ -2179,7 +2179,7 @@
                 <w:b w:val="0"/>
                 <w:i w:val="0"/>
               </w:rPr>
-              <w:t>10</w:t>
+              <w:t>2</w:t>
             </w:r>
           </w:p>
         </w:tc>
@@ -2234,7 +2234,7 @@
                 <w:b w:val="0"/>
                 <w:i w:val="0"/>
               </w:rPr>
-              <w:t>50</w:t>
+              <w:t>10</w:t>
             </w:r>
           </w:p>
         </w:tc>
@@ -2278,7 +2278,7 @@
           <w:b w:val="0"/>
           <w:i w:val="0"/>
         </w:rPr>
-        <w:t>Type: Final integrated portfolio. Points: 100. Submit one PDF or DOCX with a contents list, all fifteen revised milestones, a concise design overview, and a revision log. Supporting artifacts may be attached separately with clear filenames.</w:t>
+        <w:t>Type: Final integrated portfolio. Points: 20. Submit one PDF or DOCX with a contents list, all fifteen revised milestones, a concise design overview, and a revision log. Supporting artifacts may be attached separately with clear filenames.</w:t>
       </w:r>
     </w:p>
     <w:p>
@@ -2714,7 +2714,7 @@
                 <w:b w:val="0"/>
                 <w:i w:val="0"/>
               </w:rPr>
-              <w:t>20</w:t>
+              <w:t>4</w:t>
             </w:r>
           </w:p>
         </w:tc>
@@ -2776,7 +2776,7 @@
                 <w:b w:val="0"/>
                 <w:i w:val="0"/>
               </w:rPr>
-              <w:t>30</w:t>
+              <w:t>6</w:t>
             </w:r>
           </w:p>
         </w:tc>
@@ -2838,7 +2838,7 @@
                 <w:b w:val="0"/>
                 <w:i w:val="0"/>
               </w:rPr>
-              <w:t>20</w:t>
+              <w:t>4</w:t>
             </w:r>
           </w:p>
         </w:tc>
@@ -2900,7 +2900,7 @@
                 <w:b w:val="0"/>
                 <w:i w:val="0"/>
               </w:rPr>
-              <w:t>20</w:t>
+              <w:t>4</w:t>
             </w:r>
           </w:p>
         </w:tc>
@@ -2962,7 +2962,7 @@
                 <w:b w:val="0"/>
                 <w:i w:val="0"/>
               </w:rPr>
-              <w:t>10</w:t>
+              <w:t>2</w:t>
             </w:r>
           </w:p>
         </w:tc>
@@ -3017,7 +3017,7 @@
                 <w:b w:val="0"/>
                 <w:i w:val="0"/>
               </w:rPr>
-              <w:t>100</w:t>
+              <w:t>20</w:t>
             </w:r>
           </w:p>
         </w:tc>
@@ -3051,7 +3051,7 @@
           <w:b w:val="0"/>
           <w:i w:val="0"/>
         </w:rPr>
-        <w:t>Type: Design demonstration and defense. Points: 100. Prepare a 10–15 minute presentation with slides or a storyboard and submit those materials through the Week 16 demonstration item. Use the instructor’s designated presentation session or text-based slide-and-notes walkthrough. A recording is not required.</w:t>
+        <w:t>Type: Design demonstration and defense. Points: 20. Prepare a 10–15 minute presentation with slides or a storyboard and submit those materials through the Week 16 demonstration item. Use the instructor’s designated presentation session or text-based slide-and-notes walkthrough. A recording is not required.</w:t>
       </w:r>
     </w:p>
     <w:p>
@@ -3610,7 +3610,7 @@
                 <w:b w:val="0"/>
                 <w:i w:val="0"/>
               </w:rPr>
-              <w:t>25</w:t>
+              <w:t>5</w:t>
             </w:r>
           </w:p>
         </w:tc>
@@ -3672,7 +3672,7 @@
                 <w:b w:val="0"/>
                 <w:i w:val="0"/>
               </w:rPr>
-              <w:t>25</w:t>
+              <w:t>5</w:t>
             </w:r>
           </w:p>
         </w:tc>
@@ -3734,7 +3734,7 @@
                 <w:b w:val="0"/>
                 <w:i w:val="0"/>
               </w:rPr>
-              <w:t>25</w:t>
+              <w:t>5</w:t>
             </w:r>
           </w:p>
         </w:tc>
@@ -3796,7 +3796,7 @@
                 <w:b w:val="0"/>
                 <w:i w:val="0"/>
               </w:rPr>
-              <w:t>25</w:t>
+              <w:t>5</w:t>
             </w:r>
           </w:p>
         </w:tc>
@@ -3851,7 +3851,7 @@
                 <w:b w:val="0"/>
                 <w:i w:val="0"/>
               </w:rPr>
-              <w:t>100</w:t>
+              <w:t>20</w:t>
             </w:r>
           </w:p>
         </w:tc>
@@ -4063,7 +4063,7 @@
                 <w:b w:val="0"/>
                 <w:i w:val="0"/>
               </w:rPr>
-              <w:t>50</w:t>
+              <w:t>10</w:t>
             </w:r>
           </w:p>
         </w:tc>
@@ -4144,7 +4144,7 @@
                 <w:b w:val="0"/>
                 <w:i w:val="0"/>
               </w:rPr>
-              <w:t>100</w:t>
+              <w:t>20</w:t>
             </w:r>
           </w:p>
         </w:tc>
@@ -4225,7 +4225,7 @@
                 <w:b w:val="0"/>
                 <w:i w:val="0"/>
               </w:rPr>
-              <w:t>100</w:t>
+              <w:t>20</w:t>
             </w:r>
           </w:p>
         </w:tc>
@@ -4292,7 +4292,7 @@
                 <w:b w:val="0"/>
                 <w:i w:val="0"/>
               </w:rPr>
-              <w:t>250</w:t>
+              <w:t>50</w:t>
             </w:r>
           </w:p>
         </w:tc>
